--- a/W01/[AI-03] - FIT@HCMUS - AI Disclosure Form_En.docx
+++ b/W01/[AI-03] - FIT@HCMUS - AI Disclosure Form_En.docx
@@ -259,6 +259,9 @@
             <w:pPr>
               <w:cnfStyle w:val="000000100000" w:firstRow="0" w:lastRow="0" w:firstColumn="0" w:lastColumn="0" w:oddVBand="0" w:evenVBand="0" w:oddHBand="1" w:evenHBand="0" w:firstRowFirstColumn="0" w:firstRowLastColumn="0" w:lastRowFirstColumn="0" w:lastRowLastColumn="0"/>
             </w:pPr>
+            <w:r>
+              <w:t>HW01</w:t>
+            </w:r>
           </w:p>
         </w:tc>
       </w:tr>
@@ -422,38 +425,16 @@
       </w:r>
     </w:p>
     <w:p>
-      <w:r>
+      <w:pPr>
         <w:rPr>
           <w:rFonts w:ascii="Arial" w:hAnsi="Arial"/>
-          <w:i/>
-          <w:color w:val="707070"/>
-          <w:sz w:val="20"/>
         </w:rPr>
-        <w:t>List every AI tool used for this assignment (e.g., AI Tool (e.g., ChatGPT, Claude, Gemini), ChatGPT, GitHub Copilot, Cursor, Gemini).</w:t>
-      </w:r>
-    </w:p>
-    <w:p>
+      </w:pPr>
       <w:r>
         <w:rPr>
           <w:rFonts w:ascii="Arial" w:hAnsi="Arial"/>
         </w:rPr>
-        <w:t>__________________________________________________________________________________________</w:t>
-      </w:r>
-    </w:p>
-    <w:p>
-      <w:r>
-        <w:rPr>
-          <w:rFonts w:ascii="Arial" w:hAnsi="Arial"/>
-        </w:rPr>
-        <w:t>__________________________________________________________________________________________</w:t>
-      </w:r>
-    </w:p>
-    <w:p>
-      <w:r>
-        <w:rPr>
-          <w:rFonts w:ascii="Arial" w:hAnsi="Arial"/>
-        </w:rPr>
-        <w:t>__________________________________________________________________________________________</w:t>
+        <w:t>Gemini, Claude</w:t>
       </w:r>
     </w:p>
     <w:p>
@@ -475,32 +456,43 @@
           <w:color w:val="707070"/>
           <w:sz w:val="20"/>
         </w:rPr>
-        <w:t>Tick all that apply: [ ] brainstorming  [ ] outlining  [ ] drafting  [ ] feedback  [ ] revision  [ ] coding  [ ] data analysis  [ ] visual design  [ ] other (specify).</w:t>
+        <w:t>Tick all that apply: [</w:t>
       </w:r>
-    </w:p>
-    <w:p>
       <w:r>
         <w:rPr>
           <w:rFonts w:ascii="Arial" w:hAnsi="Arial"/>
+          <w:i/>
+          <w:color w:val="707070"/>
+          <w:sz w:val="20"/>
         </w:rPr>
-        <w:t>__________________________________________________________________________________________</w:t>
+        <w:t>x</w:t>
       </w:r>
-    </w:p>
-    <w:p>
       <w:r>
         <w:rPr>
           <w:rFonts w:ascii="Arial" w:hAnsi="Arial"/>
+          <w:i/>
+          <w:color w:val="707070"/>
+          <w:sz w:val="20"/>
         </w:rPr>
-        <w:t>__________________________________________________________________________________________</w:t>
+        <w:t xml:space="preserve"> ] brainstorming  [ ] outlining  [ ] drafting  [ ] feedback  [ ] revision  [ ] coding  [ ] data analysis  [</w:t>
       </w:r>
-    </w:p>
-    <w:p>
       <w:r>
         <w:rPr>
           <w:rFonts w:ascii="Arial" w:hAnsi="Arial"/>
+          <w:i/>
+          <w:color w:val="707070"/>
+          <w:sz w:val="20"/>
         </w:rPr>
-        <w:lastRenderedPageBreak/>
-        <w:t>__________________________________________________________________________________________</w:t>
+        <w:t>x</w:t>
+      </w:r>
+      <w:r>
+        <w:rPr>
+          <w:rFonts w:ascii="Arial" w:hAnsi="Arial"/>
+          <w:i/>
+          <w:color w:val="707070"/>
+          <w:sz w:val="20"/>
+        </w:rPr>
+        <w:t xml:space="preserve"> ] visual design  [ ] other (specify).</w:t>
       </w:r>
     </w:p>
     <w:p>
@@ -515,48 +507,107 @@
       </w:r>
     </w:p>
     <w:p>
+      <w:pPr>
+        <w:pStyle w:val="Heading3"/>
+        <w:rPr>
+          <w:rFonts w:ascii="Arial" w:eastAsiaTheme="minorEastAsia" w:hAnsi="Arial" w:cstheme="minorBidi"/>
+          <w:b w:val="0"/>
+          <w:bCs w:val="0"/>
+          <w:color w:val="auto"/>
+        </w:rPr>
+      </w:pPr>
       <w:r>
         <w:rPr>
-          <w:rFonts w:ascii="Arial" w:hAnsi="Arial"/>
-          <w:i/>
-          <w:color w:val="707070"/>
-          <w:sz w:val="20"/>
+          <w:rFonts w:ascii="Arial" w:eastAsiaTheme="minorEastAsia" w:hAnsi="Arial" w:cstheme="minorBidi"/>
+          <w:b w:val="0"/>
+          <w:bCs w:val="0"/>
+          <w:color w:val="auto"/>
         </w:rPr>
-        <w:t>Paste the 2–3 most impactful prompts verbatim. For the full transcript, attach Appendix A (prompt_log.md).</w:t>
+        <w:t>Prompt 1 (For Requirement 1 - Mindmap QA):</w:t>
+      </w:r>
+      <w:r>
+        <w:rPr>
+          <w:rFonts w:ascii="Arial" w:eastAsiaTheme="minorEastAsia" w:hAnsi="Arial" w:cstheme="minorBidi"/>
+          <w:b w:val="0"/>
+          <w:bCs w:val="0"/>
+          <w:color w:val="auto"/>
+        </w:rPr>
+        <w:t xml:space="preserve"> </w:t>
       </w:r>
     </w:p>
     <w:p>
       <w:r>
-        <w:rPr>
-          <w:rFonts w:ascii="Arial" w:hAnsi="Arial"/>
-        </w:rPr>
-        <w:t>__________________________________________________________________________________________</w:t>
+        <w:t>Tạo cho tôi sơ đồ tư duy về vai trò QA(Liên quan đến IT)</w:t>
       </w:r>
     </w:p>
     <w:p>
       <w:r>
-        <w:rPr>
-          <w:rFonts w:ascii="Arial" w:hAnsi="Arial"/>
-        </w:rPr>
-        <w:t>__________________________________________________________________________________________</w:t>
+        <w:t>Prompt 2 (For Requirement 2 - Software Bugs):</w:t>
       </w:r>
     </w:p>
     <w:p>
       <w:r>
-        <w:rPr>
-          <w:rFonts w:ascii="Arial" w:hAnsi="Arial"/>
-        </w:rPr>
-        <w:t>__________________________________________________________________________________________</w:t>
+        <w:t>tìm cho tôi 20 lỗi phần mềm đã được công bố trong giai đoạn từ năm 2022 đến năm 2026. trong đó có 5 lỗi phần mềm liên quan đến AI/LLM(hallucination, prompt injection,bias)</w:t>
       </w:r>
     </w:p>
     <w:p>
       <w:r>
-        <w:rPr>
-          <w:rFonts w:ascii="Arial" w:hAnsi="Arial"/>
-        </w:rPr>
-        <w:t>__________________________________________________________________________________________</w:t>
+        <w:t>Trình bày chúng theo format sau:</w:t>
       </w:r>
     </w:p>
+    <w:p>
+      <w:r>
+        <w:t>**Defect 1: [Tên lỗi phần mềm] - [Liên quan AI / Không liên quan AI]**</w:t>
+      </w:r>
+    </w:p>
+    <w:p>
+      <w:r>
+        <w:t>- **Source link:** [...]</w:t>
+      </w:r>
+    </w:p>
+    <w:p>
+      <w:r>
+        <w:lastRenderedPageBreak/>
+        <w:t>- **Mô tả (Description):** [...]</w:t>
+      </w:r>
+    </w:p>
+    <w:p>
+      <w:r>
+        <w:t>- **Mức độ nghiêm trọng (Severity):** [...]</w:t>
+      </w:r>
+    </w:p>
+    <w:p>
+      <w:r>
+        <w:t>- **Hậu quả (Consequences):** [...]</w:t>
+      </w:r>
+    </w:p>
+    <w:p>
+      <w:r>
+        <w:t>- **Giải pháp (Solution):** [...]</w:t>
+      </w:r>
+    </w:p>
+    <w:p>
+      <w:r>
+        <w:t xml:space="preserve">Prompt 3 (For Requirement 3 </w:t>
+      </w:r>
+      <w:r>
+        <w:t>– Test cases for ONE physical product</w:t>
+      </w:r>
+      <w:r>
+        <w:t>)</w:t>
+      </w:r>
+    </w:p>
+    <w:p>
+      <w:r>
+        <w:t>thiết kế cho tôi 15 test case cho bàn phím aula f108 pro(switch Otemu Silent Ice &amp; SNow)</w:t>
+      </w:r>
+    </w:p>
+    <w:p>
+      <w:r>
+        <w:t>Tôi sẽ dùng &gt;= 5 test case(nếu cả 5 đều ra defects thì càng tốt) trong 15 test case của bạn để quay video ngắn test(&lt;= 60s).</w:t>
+      </w:r>
+    </w:p>
+    <w:p/>
     <w:p>
       <w:pPr>
         <w:pStyle w:val="Heading3"/>
@@ -569,46 +620,68 @@
       </w:r>
     </w:p>
     <w:p>
+      <w:pPr>
+        <w:pStyle w:val="Heading3"/>
+        <w:rPr>
+          <w:rFonts w:ascii="Arial" w:eastAsiaTheme="minorEastAsia" w:hAnsi="Arial" w:cstheme="minorBidi"/>
+          <w:b w:val="0"/>
+          <w:bCs w:val="0"/>
+          <w:color w:val="auto"/>
+        </w:rPr>
+      </w:pPr>
       <w:r>
         <w:rPr>
-          <w:rFonts w:ascii="Arial" w:hAnsi="Arial"/>
-          <w:i/>
-          <w:color w:val="707070"/>
-          <w:sz w:val="20"/>
+          <w:rFonts w:ascii="Arial" w:eastAsiaTheme="minorEastAsia" w:hAnsi="Arial" w:cstheme="minorBidi"/>
+          <w:b w:val="0"/>
+          <w:bCs w:val="0"/>
+          <w:color w:val="auto"/>
         </w:rPr>
-        <w:t>Be specific. Example: 'AI generated TC01–TC15 in Section 3.2; I rewrote TC04 and TC11; AI did NOT contribute to Sections 1, 2, 4, or the AI Critique.'</w:t>
+        <w:t>The AI ​​created TC01-TC15 in requirement 3. I also wrote EC01, EC02, and EC03 for requirement 3. The AI ​​found 20 software bugs published between 2022 and 2026. The AI ​​created a QA mindmap in requirement 1. The AI ​​did not contribute to finding the list of 10 QA/QC tasks</w:t>
       </w:r>
-    </w:p>
-    <w:p>
       <w:r>
         <w:rPr>
-          <w:rFonts w:ascii="Arial" w:hAnsi="Arial"/>
+          <w:rFonts w:ascii="Arial" w:eastAsiaTheme="minorEastAsia" w:hAnsi="Arial" w:cstheme="minorBidi"/>
+          <w:b w:val="0"/>
+          <w:bCs w:val="0"/>
+          <w:color w:val="auto"/>
         </w:rPr>
-        <w:t>__________________________________________________________________________________________</w:t>
+        <w:t xml:space="preserve">, </w:t>
       </w:r>
-    </w:p>
-    <w:p>
       <w:r>
         <w:rPr>
-          <w:rFonts w:ascii="Arial" w:hAnsi="Arial"/>
+          <w:rFonts w:ascii="Arial" w:eastAsiaTheme="minorEastAsia" w:hAnsi="Arial" w:cstheme="minorBidi"/>
+          <w:b w:val="0"/>
+          <w:bCs w:val="0"/>
+          <w:color w:val="auto"/>
         </w:rPr>
-        <w:t>__________________________________________________________________________________________</w:t>
+        <w:t>AI Bias/Hallucination</w:t>
       </w:r>
-    </w:p>
-    <w:p>
       <w:r>
         <w:rPr>
-          <w:rFonts w:ascii="Arial" w:hAnsi="Arial"/>
+          <w:rFonts w:ascii="Arial" w:eastAsiaTheme="minorEastAsia" w:hAnsi="Arial" w:cstheme="minorBidi"/>
+          <w:b w:val="0"/>
+          <w:bCs w:val="0"/>
+          <w:color w:val="auto"/>
         </w:rPr>
-        <w:t>__________________________________________________________________________________________</w:t>
+        <w:t xml:space="preserve"> in requirement 2 and </w:t>
       </w:r>
-    </w:p>
-    <w:p>
       <w:r>
         <w:rPr>
-          <w:rFonts w:ascii="Arial" w:hAnsi="Arial"/>
+          <w:rFonts w:ascii="Arial" w:eastAsiaTheme="minorEastAsia" w:hAnsi="Arial" w:cstheme="minorBidi"/>
+          <w:b w:val="0"/>
+          <w:bCs w:val="0"/>
+          <w:color w:val="auto"/>
         </w:rPr>
-        <w:t>__________________________________________________________________________________________</w:t>
+        <w:t>AI Impact Analysis</w:t>
+      </w:r>
+      <w:r>
+        <w:rPr>
+          <w:rFonts w:ascii="Arial" w:eastAsiaTheme="minorEastAsia" w:hAnsi="Arial" w:cstheme="minorBidi"/>
+          <w:b w:val="0"/>
+          <w:bCs w:val="0"/>
+          <w:color w:val="auto"/>
+        </w:rPr>
+        <w:t xml:space="preserve"> in requirement 1</w:t>
       </w:r>
     </w:p>
     <w:p>
@@ -623,47 +696,34 @@
       </w:r>
     </w:p>
     <w:p>
-      <w:r>
+      <w:pPr>
         <w:rPr>
           <w:rFonts w:ascii="Arial" w:hAnsi="Arial"/>
-          <w:i/>
-          <w:color w:val="707070"/>
-          <w:sz w:val="20"/>
         </w:rPr>
-        <w:t>Describe your verification method (ran the test, checked the spec, asked the TA, looked up RFC, cross-checked with the ISTQB syllabus, etc.).</w:t>
-      </w:r>
-    </w:p>
-    <w:p>
+      </w:pPr>
       <w:r>
         <w:rPr>
           <w:rFonts w:ascii="Arial" w:hAnsi="Arial"/>
         </w:rPr>
-        <w:t>__________________________________________________________________________________________</w:t>
+        <w:t>I validated the AI's output by directly viewing the content inside the AI ​​source link sent in requirement 2. I validated the mind map output in requirement 1 by reading the content of the slide "</w:t>
       </w:r>
-    </w:p>
-    <w:p>
       <w:r>
         <w:rPr>
           <w:rFonts w:ascii="Arial" w:hAnsi="Arial"/>
         </w:rPr>
-        <w:t>__________________________________________________________________________________________</w:t>
+        <w:t xml:space="preserve"> </w:t>
       </w:r>
-    </w:p>
-    <w:p>
       <w:r>
         <w:rPr>
           <w:rFonts w:ascii="Arial" w:hAnsi="Arial"/>
         </w:rPr>
-        <w:t>__________________________________________________________________________________________</w:t>
+        <w:t>KCPM - Bai 2 - Vong doi.pdf</w:t>
       </w:r>
-    </w:p>
-    <w:p>
       <w:r>
         <w:rPr>
           <w:rFonts w:ascii="Arial" w:hAnsi="Arial"/>
         </w:rPr>
-        <w:lastRenderedPageBreak/>
-        <w:t>__________________________________________________________________________________________</w:t>
+        <w:t>". For requirement 3, I tested the keyboard based on the generated test case.</w:t>
       </w:r>
     </w:p>
     <w:p>
@@ -689,36 +749,78 @@
       </w:r>
     </w:p>
     <w:p>
+      <w:pPr>
+        <w:rPr>
+          <w:rFonts w:ascii="Arial" w:hAnsi="Arial"/>
+        </w:rPr>
+      </w:pPr>
       <w:r>
         <w:rPr>
           <w:rFonts w:ascii="Arial" w:hAnsi="Arial"/>
         </w:rPr>
-        <w:t>__________________________________________________________________________________________</w:t>
+        <w:t xml:space="preserve">[1] Google. (2026). Gemini (Version </w:t>
       </w:r>
-    </w:p>
-    <w:p>
       <w:r>
         <w:rPr>
           <w:rFonts w:ascii="Arial" w:hAnsi="Arial"/>
         </w:rPr>
-        <w:t>__________________________________________________________________________________________</w:t>
+        <w:t>3.5 Flash</w:t>
       </w:r>
-    </w:p>
-    <w:p>
       <w:r>
         <w:rPr>
           <w:rFonts w:ascii="Arial" w:hAnsi="Arial"/>
         </w:rPr>
-        <w:t>__________________________________________________________________________________________</w:t>
+        <w:t xml:space="preserve">) [Large language model]. Available: </w:t>
       </w:r>
-    </w:p>
-    <w:p>
+      <w:hyperlink r:id="rId6" w:tgtFrame="_blank" w:history="1">
+        <w:r>
+          <w:rPr>
+            <w:rStyle w:val="Hyperlink"/>
+            <w:rFonts w:ascii="Arial" w:hAnsi="Arial"/>
+          </w:rPr>
+          <w:t>https://gemini.google.com</w:t>
+        </w:r>
+      </w:hyperlink>
       <w:r>
         <w:rPr>
           <w:rFonts w:ascii="Arial" w:hAnsi="Arial"/>
         </w:rPr>
-        <w:t>__________________________________________________________________________________________</w:t>
+        <w:t xml:space="preserve"> </w:t>
       </w:r>
+    </w:p>
+    <w:p>
+      <w:pPr>
+        <w:rPr>
+          <w:rFonts w:ascii="Arial" w:hAnsi="Arial"/>
+        </w:rPr>
+      </w:pPr>
+      <w:r>
+        <w:rPr>
+          <w:rFonts w:ascii="Arial" w:hAnsi="Arial"/>
+        </w:rPr>
+        <w:t>[2] Anthropic. (2026). Claude (Version</w:t>
+      </w:r>
+      <w:r>
+        <w:rPr>
+          <w:rFonts w:ascii="Arial" w:hAnsi="Arial"/>
+        </w:rPr>
+        <w:t xml:space="preserve"> 4.6 Sonnet</w:t>
+      </w:r>
+      <w:r>
+        <w:rPr>
+          <w:rFonts w:ascii="Arial" w:hAnsi="Arial"/>
+        </w:rPr>
+        <w:t xml:space="preserve">) [Large language model]. Available: </w:t>
+      </w:r>
+      <w:hyperlink r:id="rId7" w:tgtFrame="_blank" w:history="1">
+        <w:r>
+          <w:rPr>
+            <w:rStyle w:val="Hyperlink"/>
+            <w:rFonts w:ascii="Arial" w:hAnsi="Arial"/>
+          </w:rPr>
+          <w:t>https://claude.ai</w:t>
+        </w:r>
+      </w:hyperlink>
     </w:p>
     <w:p>
       <w:pPr>
@@ -790,6 +892,9 @@
             <w:pPr>
               <w:cnfStyle w:val="100000000000" w:firstRow="1" w:lastRow="0" w:firstColumn="0" w:lastColumn="0" w:oddVBand="0" w:evenVBand="0" w:oddHBand="0" w:evenHBand="0" w:firstRowFirstColumn="0" w:firstRowLastColumn="0" w:lastRowFirstColumn="0" w:lastRowLastColumn="0"/>
             </w:pPr>
+            <w:r>
+              <w:t>NGÔ THẾ ĐẠT</w:t>
+            </w:r>
           </w:p>
         </w:tc>
       </w:tr>
@@ -809,6 +914,7 @@
                 <w:rFonts w:ascii="Arial" w:hAnsi="Arial"/>
                 <w:sz w:val="21"/>
               </w:rPr>
+              <w:lastRenderedPageBreak/>
               <w:t>Student ID:</w:t>
             </w:r>
           </w:p>
@@ -941,6 +1047,9 @@
             <w:pPr>
               <w:cnfStyle w:val="000000010000" w:firstRow="0" w:lastRow="0" w:firstColumn="0" w:lastColumn="0" w:oddVBand="0" w:evenVBand="0" w:oddHBand="0" w:evenHBand="1" w:firstRowFirstColumn="0" w:firstRowLastColumn="0" w:lastRowFirstColumn="0" w:lastRowLastColumn="0"/>
             </w:pPr>
+            <w:r>
+              <w:t>Hồ Tuấn Thanh</w:t>
+            </w:r>
           </w:p>
         </w:tc>
       </w:tr>
@@ -1006,6 +1115,59 @@
             <w:pPr>
               <w:cnfStyle w:val="000000010000" w:firstRow="0" w:lastRow="0" w:firstColumn="0" w:lastColumn="0" w:oddVBand="0" w:evenVBand="0" w:oddHBand="0" w:evenHBand="1" w:firstRowFirstColumn="0" w:firstRowLastColumn="0" w:lastRowFirstColumn="0" w:lastRowLastColumn="0"/>
             </w:pPr>
+            <w:r>
+              <w:rPr>
+                <w:noProof/>
+              </w:rPr>
+              <w:drawing>
+                <wp:inline distT="0" distB="0" distL="0" distR="0" wp14:anchorId="2C72E194" wp14:editId="438BF109">
+                  <wp:extent cx="4003040" cy="2101850"/>
+                  <wp:effectExtent l="0" t="0" r="0" b="0"/>
+                  <wp:docPr id="1803833446" name="Picture 1"/>
+                  <wp:cNvGraphicFramePr>
+                    <a:graphicFrameLocks xmlns:a="http://schemas.openxmlformats.org/drawingml/2006/main" noChangeAspect="1"/>
+                  </wp:cNvGraphicFramePr>
+                  <a:graphic xmlns:a="http://schemas.openxmlformats.org/drawingml/2006/main">
+                    <a:graphicData uri="http://schemas.openxmlformats.org/drawingml/2006/picture">
+                      <pic:pic xmlns:pic="http://schemas.openxmlformats.org/drawingml/2006/picture">
+                        <pic:nvPicPr>
+                          <pic:cNvPr id="0" name="Picture 1"/>
+                          <pic:cNvPicPr>
+                            <a:picLocks noChangeAspect="1" noChangeArrowheads="1"/>
+                          </pic:cNvPicPr>
+                        </pic:nvPicPr>
+                        <pic:blipFill>
+                          <a:blip r:embed="rId8">
+                            <a:extLst>
+                              <a:ext uri="{28A0092B-C50C-407E-A947-70E740481C1C}">
+                                <a14:useLocalDpi xmlns:a14="http://schemas.microsoft.com/office/drawing/2010/main" val="0"/>
+                              </a:ext>
+                            </a:extLst>
+                          </a:blip>
+                          <a:srcRect/>
+                          <a:stretch>
+                            <a:fillRect/>
+                          </a:stretch>
+                        </pic:blipFill>
+                        <pic:spPr bwMode="auto">
+                          <a:xfrm>
+                            <a:off x="0" y="0"/>
+                            <a:ext cx="4003040" cy="2101850"/>
+                          </a:xfrm>
+                          <a:prstGeom prst="rect">
+                            <a:avLst/>
+                          </a:prstGeom>
+                          <a:noFill/>
+                          <a:ln>
+                            <a:noFill/>
+                          </a:ln>
+                        </pic:spPr>
+                      </pic:pic>
+                    </a:graphicData>
+                  </a:graphic>
+                </wp:inline>
+              </w:drawing>
+            </w:r>
           </w:p>
         </w:tc>
       </w:tr>
@@ -1914,7 +2076,6 @@
   <w:style w:type="character" w:default="1" w:styleId="DefaultParagraphFont">
     <w:name w:val="Default Paragraph Font"/>
     <w:uiPriority w:val="1"/>
-    <w:semiHidden/>
     <w:unhideWhenUsed/>
   </w:style>
   <w:style w:type="table" w:default="1" w:styleId="TableNormal">
@@ -12690,6 +12851,29 @@
         <w:shd w:val="clear" w:color="auto" w:fill="FBCAA2" w:themeFill="accent6" w:themeFillTint="7F"/>
       </w:tcPr>
     </w:tblStylePr>
+  </w:style>
+  <w:style w:type="character" w:styleId="Hyperlink">
+    <w:name w:val="Hyperlink"/>
+    <w:basedOn w:val="DefaultParagraphFont"/>
+    <w:uiPriority w:val="99"/>
+    <w:unhideWhenUsed/>
+    <w:rsid w:val="00BB656F"/>
+    <w:rPr>
+      <w:color w:val="0000FF" w:themeColor="hyperlink"/>
+      <w:u w:val="single"/>
+    </w:rPr>
+  </w:style>
+  <w:style w:type="character" w:styleId="UnresolvedMention">
+    <w:name w:val="Unresolved Mention"/>
+    <w:basedOn w:val="DefaultParagraphFont"/>
+    <w:uiPriority w:val="99"/>
+    <w:semiHidden/>
+    <w:unhideWhenUsed/>
+    <w:rsid w:val="00BB656F"/>
+    <w:rPr>
+      <w:color w:val="605E5C"/>
+      <w:shd w:val="clear" w:color="auto" w:fill="E1DFDD"/>
+    </w:rPr>
   </w:style>
 </w:styles>
 </file>
